--- a/reports/Lab5.docx
+++ b/reports/Lab5.docx
@@ -1842,6 +1842,7 @@
       <w:pPr>
         <w:pStyle w:val="2"/>
         <w:numPr>
+          <w:ilvl w:val="0"/>
           <w:numId w:val="0"/>
         </w:numPr>
         <w:bidi w:val="0"/>
@@ -1892,6 +1893,7 @@
       <w:pPr>
         <w:pStyle w:val="2"/>
         <w:numPr>
+          <w:ilvl w:val="0"/>
           <w:numId w:val="0"/>
         </w:numPr>
         <w:ind w:leftChars="0"/>
@@ -3731,8 +3733,6 @@
         </w:rPr>
         <w:t xml:space="preserve">3.5 </w:t>
       </w:r>
-      <w:bookmarkStart w:id="14" w:name="_GoBack"/>
-      <w:bookmarkEnd w:id="14"/>
       <w:r>
         <w:rPr>
           <w:rFonts w:hint="default" w:ascii="Times New Roman" w:hAnsi="Times New Roman" w:cs="Times New Roman"/>
@@ -4773,7 +4773,7 @@
     </w:p>
     <w:p>
       <w:pPr>
-        <w:ind w:left="140" w:hanging="140" w:hangingChars="50"/>
+        <w:ind w:left="140" w:hanging="120" w:hangingChars="50"/>
         <w:rPr>
           <w:rFonts w:hint="default" w:ascii="Times New Roman" w:hAnsi="Times New Roman" w:cs="Times New Roman"/>
           <w:sz w:val="28"/>
@@ -4781,16 +4781,11 @@
         </w:rPr>
       </w:pPr>
       <w:r>
-        <w:rPr>
-          <w:rFonts w:hint="default" w:ascii="Times New Roman" w:hAnsi="Times New Roman" w:cs="Times New Roman"/>
-          <w:sz w:val="28"/>
-          <w:szCs w:val="28"/>
-        </w:rPr>
         <w:drawing>
           <wp:inline distT="0" distB="0" distL="114300" distR="114300">
-            <wp:extent cx="5486400" cy="2708910"/>
-            <wp:effectExtent l="0" t="0" r="0" b="8890"/>
-            <wp:docPr id="8" name="Изображение 8"/>
+            <wp:extent cx="5486400" cy="2703195"/>
+            <wp:effectExtent l="0" t="0" r="0" b="1905"/>
+            <wp:docPr id="8" name="Изображение 1"/>
             <wp:cNvGraphicFramePr>
               <a:graphicFrameLocks xmlns:a="http://schemas.openxmlformats.org/drawingml/2006/main" noChangeAspect="1"/>
             </wp:cNvGraphicFramePr>
@@ -4798,7 +4793,7 @@
               <a:graphicData uri="http://schemas.openxmlformats.org/drawingml/2006/picture">
                 <pic:pic xmlns:pic="http://schemas.openxmlformats.org/drawingml/2006/picture">
                   <pic:nvPicPr>
-                    <pic:cNvPr id="8" name="Изображение 8"/>
+                    <pic:cNvPr id="8" name="Изображение 1"/>
                     <pic:cNvPicPr>
                       <a:picLocks noChangeAspect="1"/>
                     </pic:cNvPicPr>
@@ -4812,7 +4807,7 @@
                   <pic:spPr>
                     <a:xfrm>
                       <a:off x="0" y="0"/>
-                      <a:ext cx="5486400" cy="2708910"/>
+                      <a:ext cx="5486400" cy="2703195"/>
                     </a:xfrm>
                     <a:prstGeom prst="rect">
                       <a:avLst/>
@@ -4828,6 +4823,8 @@
           </wp:inline>
         </w:drawing>
       </w:r>
+      <w:bookmarkStart w:id="14" w:name="_GoBack"/>
+      <w:bookmarkEnd w:id="14"/>
       <w:r>
         <w:rPr>
           <w:rFonts w:hint="default" w:ascii="Times New Roman" w:hAnsi="Times New Roman" w:cs="Times New Roman"/>
